--- a/analysis/GSE42872/docs/GSE42872_代码方法.docx
+++ b/analysis/GSE42872/docs/GSE42872_代码方法.docx
@@ -6458,7 +6458,7 @@
       <w:r>
         <w:drawing>
           <wp:inline xmlns:a="http://schemas.openxmlformats.org/drawingml/2006/main" xmlns:pic="http://schemas.openxmlformats.org/drawingml/2006/picture">
-            <wp:extent cx="5400000" cy="4387500"/>
+            <wp:extent cx="5400000" cy="4386000"/>
             <wp:docPr id="1" name="Picture 1"/>
             <wp:cNvGraphicFramePr>
               <a:graphicFrameLocks noChangeAspect="1"/>
@@ -6467,7 +6467,7 @@
               <a:graphicData uri="http://schemas.openxmlformats.org/drawingml/2006/picture">
                 <pic:pic>
                   <pic:nvPicPr>
-                    <pic:cNvPr id="0" name="fig04_volcano.png"/>
+                    <pic:cNvPr id="0" name="docximg_e14455b2.png"/>
                     <pic:cNvPicPr/>
                   </pic:nvPicPr>
                   <pic:blipFill>
@@ -6479,7 +6479,7 @@
                   <pic:spPr>
                     <a:xfrm>
                       <a:off x="0" y="0"/>
-                      <a:ext cx="5400000" cy="4387500"/>
+                      <a:ext cx="5400000" cy="4386000"/>
                     </a:xfrm>
                     <a:prstGeom prst="rect"/>
                   </pic:spPr>
@@ -6520,7 +6520,7 @@
               <a:graphicData uri="http://schemas.openxmlformats.org/drawingml/2006/picture">
                 <pic:pic>
                   <pic:nvPicPr>
-                    <pic:cNvPr id="0" name="fig07_MAPK_targets.png"/>
+                    <pic:cNvPr id="0" name="docximg_48fc054b.png"/>
                     <pic:cNvPicPr/>
                   </pic:nvPicPr>
                   <pic:blipFill>
